--- a/Tailored_CVs/Shinoy_Thales_Software_Platform_Engineer.docx
+++ b/Tailored_CVs/Shinoy_Thales_Software_Platform_Engineer.docx
@@ -70,7 +70,7 @@
           <w:b w:val="0"/>
           <w:sz w:val="19"/>
         </w:rPr>
-        <w:t>Software platform engineer with over eight years of experience building scalable infrastructure, CI/CD pipelines, and automated testing frameworks. Skilled in Linux, Python, Bash, and AWS environments, with a strong background in developing robust testing systems for complex software. I hold a valid EU residence permit and am ready to start immediately.</w:t>
+        <w:t>I am an engineer with over 8 years of experience building automation frameworks, provisioning infrastructure, and working with Linux environments. My background includes setting up CI/CD pipelines using Jenkins and Terraform, alongside developing software solutions with Python and Java. I currently hold a valid EU residence permit and am based in the Netherlands.</w:t>
       </w:r>
     </w:p>
     <w:p>
@@ -288,7 +288,7 @@
           <w:b w:val="0"/>
           <w:sz w:val="18"/>
         </w:rPr>
-        <w:t>▸ Architected automated CI/CD pipelines and provisioned underlying test environments using Terraform, Linux, and AWS to maintain high availability and continuous delivery.</w:t>
+        <w:t>▸ Provisioned and maintained infrastructure test environments utilizing Terraform, AWS, and Linux environments to support continuous delivery.</w:t>
       </w:r>
     </w:p>
     <w:p>
@@ -301,7 +301,7 @@
           <w:b w:val="0"/>
           <w:sz w:val="18"/>
         </w:rPr>
-        <w:t>▸ Created and maintained infrastructure software platform components, writing Python and Bash scripts to automate deployment and testing processes.</w:t>
+        <w:t>▸ Built and scheduled automated regression test builds using Jenkins and implemented configuration management tools.</w:t>
       </w:r>
     </w:p>
     <w:p>
@@ -314,7 +314,7 @@
           <w:b w:val="0"/>
           <w:sz w:val="18"/>
         </w:rPr>
-        <w:t>▸ Collaborated closely with crossfunctional teams and SREs to translate business needs into technical testing strategies and reduce defect leakage.</w:t>
+        <w:t>▸ Developed software components and automation scripts using Python, Java, and Bash to streamline system workflows.</w:t>
       </w:r>
     </w:p>
     <w:p>
@@ -327,7 +327,7 @@
           <w:b w:val="0"/>
           <w:sz w:val="18"/>
         </w:rPr>
-        <w:t>▸ Streamlined complex test generation and deployment scripts utilizing AI tools like Gemini Code Assist to improve overall workflow efficiency.</w:t>
+        <w:t>▸ Collaborated with multidisciplinary teams and product stakeholders in Agile Scrum environments to align technical implementation with requirements.</w:t>
       </w:r>
     </w:p>
     <w:p>
